--- a/zht/docx/09.content.docx
+++ b/zht/docx/09.content.docx
@@ -136,13 +136,6 @@
         <w:rPr>
           <w:lang w:val="zh_TW" w:bidi="zh_TW"/>
         </w:rPr>
-      </w:r>
-      <w:r>
-        <w:rPr>
-          <w:i/>
-          <w:lang w:val="zh_TW" w:bidi="zh_TW"/>
-        </w:rPr>
-        <w:t>撒母耳記上 1:1–2, 撒母耳記上 1:2, 撒母耳記上 1:5, 撒母耳記上 1:6, 撒母耳記上 1:9–10, 撒母耳記上 1:11, 撒母耳記上 1:12–14, 撒母耳記上 1:15–16, 撒母耳記上 1:17–18, 撒母耳記上 1:20, 撒母耳記上 1:21–23, 撒母耳記上 1:24–25, 撒母耳記上 1:26–28, 撒母耳記上 2:1, 撒母耳記上 2:3, 撒母耳記上 2:5, 撒母耳記上 2:6, 撒母耳記上 2:7, 撒母耳記上 2:8, 撒母耳記上 2:9, 撒母耳記上 2:10, 撒母耳記上 2:11, 撒母耳記上 2:12, 撒母耳記上 2:13–14, 撒母耳記上 2:15–16, 撒母耳記上 2:17, 撒母耳記上 2:18–19, 撒母耳記上 2:20, 撒母耳記上 2:21, 撒母耳記上 2:23–24, 撒母耳記上 2:25, 撒母耳記上 2:26, 撒母耳記上 2:27–28, 撒母耳記上 2:29, 撒母耳記上 2:33, 撒母耳記上 2:34, 撒母耳記上 2:35, 撒母耳記上 2:35 (#2), 撒母耳記上 3:2–4, 撒母耳記上 3:5, 撒母耳記上 3:7, 撒母耳記上 3:8, 撒母耳記上 3:9, 撒母耳記上 3:11, 撒母耳記上 3:13, 撒母耳記上 3:14, 撒母耳記上 3:15, 撒母耳記上 3:17, 撒母耳記上 3:20, 撒母耳記上 4:1–2, 撒母耳記上 4:3, 撒母耳記上 4:4, 撒母耳記上 4:5–6, 撒母耳記上 4:7, 撒母耳記上 4:8, 撒母耳記上 4:10–11, 撒母耳記上 4:12–13, 撒母耳記上 4:14, 撒母耳記上 4:16–17, 撒母耳記上 4:18, 撒母耳記上 4:19, 撒母耳記上 4:21–22, 撒母耳記上 5:1–3, 撒母耳記上 5:4, 撒母耳記上 5:6–7, 撒母耳記上 5:8, 撒母耳記上 5:9, 撒母耳記上 5:10, 撒母耳記上 5:11, 撒母耳記上 5:12, 撒母耳記上 6:1, 撒母耳記上 6:2, 撒母耳記上 6:3–4, 撒母耳記上 6:6, 撒母耳記上 6:7, 撒母耳記上 6:9, 撒母耳記上 6:10–12, 撒母耳記上 6:13, 撒母耳記上 6:14, 撒母耳記上 6:15, 撒母耳記上 6:16, 撒母耳記上 6:17–18, 撒母耳記上 6:19, 撒母耳記上 6:21, 撒母耳記上 7:1, 撒母耳記上 7:2, 撒母耳記上 7:3–4, 撒母耳記上 7:5–6, 撒母耳記上 7:7–8, 撒母耳記上 7:9, 撒母耳記上 7:10, 撒母耳記上 7:12, 撒母耳記上 7:14, 撒母耳記上 7:15–17, 撒母耳記上 8:1–3, 撒母耳記上 8:4–5, 撒母耳記上 8:6, 撒母耳記上 8:7, 撒母耳記上 8:8–9, 撒母耳記上 8:10–12, 撒母耳記上 8:13–15, 撒母耳記上 8:16–17, 撒母耳記上 8:18, 撒母耳記上 8:19–20, 撒母耳記上 8:21–22, 撒母耳記上 9:1–2, 撒母耳記上 9:3–4, 撒母耳記上 9:5, 撒母耳記上 9:6, 撒母耳記上 9:7–8, 撒母耳記上 9:9–11, 撒母耳記上 9:12–13, 撒母耳記上 9:15–16, 撒母耳記上 9:17–19, 撒母耳記上 9:20–21, 撒母耳記上 9:23–24, 撒母耳記上 9:25–26, 撒母耳記上 9:27, 撒母耳記上 10:1, 撒母耳記上 10:2, 撒母耳記上 10:3–4, 撒母耳記上 10:5–6, 撒母耳記上 10:7–8, 撒母耳記上 10:9, 撒母耳記上 10:11–13, 撒母耳記上 10:14, 撒母耳記上 10:15–16, 撒母耳記上 10:17–19, 撒母耳記上 10:20–21, 撒母耳記上 10:22, 撒母耳記上 10:24, 撒母耳記上 10:25, 撒母耳記上 10:27, 撒母耳記上 11:1–2, 撒母耳記上 11:3, 撒母耳記上 11:4–5, 撒母耳記上 11:6–8, 撒母耳記上 11:9, 撒母耳記上 11:10, 撒母耳記上 11:11, 撒母耳記上 11:12–13, 撒母耳記上 11:14–15, 撒母耳記上 12:4–5, 撒母耳記上 12:6–7, 撒母耳記上 12:8–9, 撒母耳記上 12:10–11, 撒母耳記上 12:12–13, 撒母耳記上 12:14–15, 撒母耳記上 12:16, 撒母耳記上 12:17–18, 撒母耳記上 12:19–20, 撒母耳記上 12:22, 撒母耳記上 12:23, 撒母耳記上 12:24, 撒母耳記上 13:2, 撒母耳記上 13:3–4, 撒母耳記上 13:5, 撒母耳記上 13:6–7, 撒母耳記上 13:8–10, 撒母耳記上 13:11–12, 撒母耳記上 13:13, 撒母耳記上 13:13–14, 撒母耳記上 13:17, 撒母耳記上 13:19, 撒母耳記上 13:22, 撒母耳記上 14:1, 撒母耳記上 14:2–3, 撒母耳記上 14:6, 撒母耳記上 14:7, 撒母耳記上 14:8–10, 撒母耳記上 14:11–12, 撒母耳記上 14:13–14, 撒母耳記上 14:16–17, 撒母耳記上 14:18–19, 撒母耳記上 14:21, 撒母耳記上 14:23, 撒母耳記上 14:24, 撒母耳記上 14:27, 撒母耳記上 14:29–30, 撒母耳記上 14:33–34, 撒母耳記上 14:37, 撒母耳記上 14:38–39, 撒母耳記上 14:42, 撒母耳記上 14:45, 撒母耳記上 14:47–48, 撒母耳記上 15:2–3, 撒母耳記上 15:6–7, 撒母耳記上 15:8–9, 撒母耳記上 15:10–11, 撒母耳記上 15:12–13, 撒母耳記上 15:14, 撒母耳記上 15:15, 撒母耳記上 15:17–19, 撒母耳記上 15:20–21, 撒母耳記上 15:22–23, 撒母耳記上 15:24, 撒母耳記上 15:26, 撒母耳記上 15:28, 撒母耳記上 15:32–33, 撒母耳記上 16:1, 撒母耳記上 16:2, 撒母耳記上 16:3, 撒母耳記上 16:4, 撒母耳記上 16:6, 撒母耳記上 16:7, 撒母耳記上 16:10, 撒母耳記上 16:11, 撒母耳記上 16:13, 撒母耳記上 16:14, 撒母耳記上 16:16, 撒母耳記上 16:19, 撒母耳記上 16:21, 撒母耳記上 16:23, 撒母耳記上 17:2, 撒母耳記上 17:5, 撒母耳記上 17:6, 撒母耳記上 17:8, 撒母耳記上 17:9, 撒母耳記上 17:11, 撒母耳記上 17:13, 撒母耳記上 17:16, 撒母耳記上 17:20, 撒母耳記上 17:23, 撒母耳記上 17:25, 撒母耳記上 17:26, 撒母耳記上 17:28, 撒母耳記上 17:32, 撒母耳記上 17:35, 撒母耳記上 17:36, 撒母耳記上 17:39, 撒母耳記上 17:42, 撒母耳記上 17:45, 撒母耳記上 17:46, 撒母耳記上 17:48, 撒母耳記上 17:51, 撒母耳記上 17:53, 撒母耳記上 17:57, 撒母耳記上 18:1, 撒母耳記上 18:4, 撒母耳記上 18:5, 撒母耳記上 18:8, 撒母耳記上 18:11, 撒母耳記上 18:14, 撒母耳記上 18:17, 撒母耳記上 18:20, 撒母耳記上 18:22, 撒母耳記上 18:23, 撒母耳記上 18:25, 撒母耳記上 18:27, 撒母耳記上 18:30, 撒母耳記上 19:2, 撒母耳記上 19:4, 撒母耳記上 19:6, 撒母耳記上 19:8, 撒母耳記上 19:11, 撒母耳記上 19:12, 撒母耳記上 19:15, 撒母耳記上 19:16, 撒母耳記上 19:18, 撒母耳記上 19:20, 撒母耳記上 19:21–22, 撒母耳記上 19:24, 撒母耳記上 20:2, 撒母耳記上 20:3, 撒母耳記上 20:5, 撒母耳記上 20:6, 撒母耳記上 20:8, 撒母耳記上 20:11, 撒母耳記上 20:13, 撒母耳記上 20:17, 撒母耳記上 20:21, 撒母耳記上 20:24, 撒母耳記上 20:26, 撒母耳記上 20:29, 撒母耳記上 20:30, 撒母耳記上 20:34, 撒母耳記上 20:36, 撒母耳記上 20:42, 撒母耳記上 21:2, 撒母耳記上 21:4, 撒母耳記上 21:6, 撒母耳記上 21:7, 撒母耳記上 21:8, 撒母耳記上 21:10, 撒母耳記上 21:13, 撒母耳記上 21:14, 撒母耳記上 22:2, 撒母耳記上 22:4, 撒母耳記上 22:6, 撒母耳記上 22:8, 撒母耳記上 22:10, 撒母耳記上 22:13, 撒母耳記上 22:17, 撒母耳記上 22:19, 撒母耳記上 22:20, 撒母耳記上 22:22, 撒母耳記上 23:1–2, 撒母耳記上 23:3–4, 撒母耳記上 23:5, 撒母耳記上 23:7–8, 撒母耳記上 23:9, 撒母耳記上 23:10–11, 撒母耳記上 23:12, 撒母耳記上 23:13–14, 撒母耳記上 23:15, 撒母耳記上 23:18, 撒母耳記上 23:25, 撒母耳記上 23:26–27, 撒母耳記上 23:28, 撒母耳記上 24:1–2, 撒母耳記上 24:4, 撒母耳記上 24:5–7, 撒母耳記上 24:8, 撒母耳記上 24:10–11, 撒母耳記上 24:16, 撒母耳記上 24:17–18, 撒母耳記上 24:20, 撒母耳記上 24:21–22, 撒母耳記上 25:3, 撒母耳記上 25:3 (#2), 撒母耳記上 25:4, 撒母耳記上 25:7, 撒母耳記上 25:8, 撒母耳記上 25:9–11, 撒母耳記上 25:13, 撒母耳記上 25:14–15, 撒母耳記上 25:17, 撒母耳記上 25:18–19, 撒母耳記上 25:20, 撒母耳記上 25:21–22, 撒母耳記上 25:23–24, 撒母耳記上 25:25–26, 撒母耳記上 25:27–28, 撒母耳記上 25:28, 撒母耳記上 25:29, 撒母耳記上 25:32, 撒母耳記上 25:33, 撒母耳記上 25:34, 撒母耳記上 25:36, 撒母耳記上 25:37–38, 撒母耳記上 25:39–40, 撒母耳記上 25:42, 撒母耳記上 25:44, 撒母耳記上 26:2, 撒母耳記上 26:4, 撒母耳記上 26:5, 撒母耳記上 26:6–7, 撒母耳記上 26:9, 撒母耳記上 26:10, 撒母耳記上 26:11–12, 撒母耳記上 26:13, 撒母耳記上 26:15–16, 撒母耳記上 26:17–18, 撒母耳記上 26:19, 撒母耳記上 26:21, 撒母耳記上 26:22, 撒母耳記上 26:24, 撒母耳記上 27:1, 撒母耳記上 27:4, 撒母耳記上 27:5–6, 撒母耳記上 27:8–9, 撒母耳記上 27:10, 撒母耳記上 27:11, 撒母耳記上 27:12, 撒母耳記上 28:1–2, 撒母耳記上 28:3, 撒母耳記上 28:4, 撒母耳記上 28:5–7, 撒母耳記上 28:8–9, 撒母耳記上 28:10, 撒母耳記上 28:11–12, 撒母耳記上 28:13–14, 撒母耳記上 28:15, 撒母耳記上 28:16–17, 撒母耳記上 28:19, 撒母耳記上 28:22, 撒母耳記上 28:24–25, 撒母耳記上 29:3, 撒母耳記上 29:4, 撒母耳記上 29:6–7, 撒母耳記上 29:9, 撒母耳記上 29:10, 撒母耳記上 30:1–2, 撒母耳記上 30:3–4, 撒母耳記上 30:5–6, 撒母耳記上 30:8, 撒母耳記上 30:8 (#2), 撒母耳記上 30:10, 撒母耳記上 30:12, 撒母耳記上 30:13, 撒母耳記上 30:15, 撒母耳記上 30:16–17, 撒母耳記上 30:18, 撒母耳記上 30:22, 撒母耳記上 30:23–24, 撒母耳記上 30:26, 撒母耳記上 31:1, 撒母耳記上 31:2, 撒母耳記上 31:3, 撒母耳記上 31:4, 撒母耳記上 31:4 (#2), 撒母耳記上 31:5, 撒母耳記上 31:7, 撒母耳記上 31:9, 撒母耳記上 31:11–12, 撒母耳記上 31:13</w:t>
       </w:r>
       <w:r>
         <w:rPr>

--- a/zht/docx/09.content.docx
+++ b/zht/docx/09.content.docx
@@ -123,19 +123,6 @@
           <w:lang w:val="zh_TW" w:bidi="zh_TW"/>
         </w:rPr>
         <w:t>1SA</w:t>
-      </w:r>
-      <w:r>
-        <w:rPr>
-          <w:lang w:val="zh_TW" w:bidi="zh_TW"/>
-        </w:rPr>
-      </w:r>
-    </w:p>
-    <w:p>
-      <w:pPr/>
-      <w:r>
-        <w:rPr>
-          <w:lang w:val="zh_TW" w:bidi="zh_TW"/>
-        </w:rPr>
       </w:r>
       <w:r>
         <w:rPr>

--- a/zht/docx/09.content.docx
+++ b/zht/docx/09.content.docx
@@ -19,7 +19,7 @@
         <w:rPr>
           <w:lang w:val="zh_TW" w:bidi="zh_TW"/>
         </w:rPr>
-        <w:t>Resource: 翻譯問題 (unfoldingWord)</w:t>
+        <w:t>Resource: unfoldingWord® Translation Questions</w:t>
       </w:r>
       <w:r>
         <w:rPr>
@@ -85,7 +85,7 @@
         <w:rPr>
           <w:lang w:val="zh_TW" w:bidi="zh_TW"/>
         </w:rPr>
-        <w:t>翻譯問題 (unfoldingWord)</w:t>
+        <w:t>unfoldingWord® Translation Questions</w:t>
       </w:r>
     </w:p>
     <w:p>
